--- a/_site/posts/2018-04-23-aparicion-pensamiento-socialista/index.docx
+++ b/_site/posts/2018-04-23-aparicion-pensamiento-socialista/index.docx
@@ -44,7 +44,7 @@
         <w:t xml:space="preserve"> </w:t>
       </w:r>
     </w:p>
-    <w:bookmarkStart w:id="20" w:name="title"/>
+    <w:bookmarkStart w:id="22" w:name="title"/>
     <w:p>
       <w:pPr>
         <w:pStyle w:val="Heading1"/>
@@ -93,8 +93,8 @@
         <w:t xml:space="preserve"> </w:t>
       </w:r>
     </w:p>
-    <w:bookmarkEnd w:id="20"/>
-    <w:bookmarkStart w:id="24" w:name="author-note"/>
+    <w:bookmarkEnd w:id="22"/>
+    <w:bookmarkStart w:id="26" w:name="author-note"/>
     <w:p>
       <w:pPr>
         <w:pStyle w:val="Heading1"/>
@@ -113,15 +113,15 @@
       <w:r>
         <w:t xml:space="preserve"> </w:t>
       </w:r>
-      <w:bookmarkStart w:id="21" w:name="orchid"/>
+      <w:bookmarkStart w:id="23" w:name="orchid"/>
       <w:r>
         <w:t xml:space="preserve">Orcid ID Logo: A green circle with white letters ID</w:t>
       </w:r>
-      <w:bookmarkEnd w:id="21"/>
-      <w:r>
-        <w:t xml:space="preserve"> </w:t>
-      </w:r>
-      <w:hyperlink r:id="rId22">
+      <w:bookmarkEnd w:id="23"/>
+      <w:r>
+        <w:t xml:space="preserve"> </w:t>
+      </w:r>
+      <w:hyperlink r:id="rId24">
         <w:r>
           <w:rPr>
             <w:rStyle w:val="Hyperlink"/>
@@ -160,7 +160,7 @@
         <w:t xml:space="preserve">: </w:t>
       </w:r>
       <w:r>
-        <w:t xml:space="preserve">conceptualización y redacción</w:t>
+        <w:t xml:space="preserve">conceptualización, metodología, análisis formal, investigación, recursos, curación de datos, redacción, visualización, supervisión, y administración del proyecto</w:t>
       </w:r>
     </w:p>
     <w:p>
@@ -168,12 +168,12 @@
         <w:pStyle w:val="BodyText"/>
       </w:pPr>
       <w:r>
-        <w:t xml:space="preserve">La correspondencia relativa a este artículo debe dirigirse a Edison Achalma, Escuela Profesional de Economía, Universidad Nacional de San Cristóbal de Huamanga, Ayacucho, AYA, Perú, Email:</w:t>
-      </w:r>
-      <w:r>
-        <w:t xml:space="preserve"> </w:t>
-      </w:r>
-      <w:hyperlink r:id="rId23">
+        <w:t xml:space="preserve">La correspondencia relativa a este artículo debe dirigirse a Edison Achalma, Escuela Profesional de Economía, Universidad Nacional de San Cristóbal de Huamanga, Portal Independencia N° 57, Ayacucho, AYA 5001, Perú, Email:</w:t>
+      </w:r>
+      <w:r>
+        <w:t xml:space="preserve"> </w:t>
+      </w:r>
+      <w:hyperlink r:id="rId25">
         <w:r>
           <w:rPr>
             <w:rStyle w:val="Hyperlink"/>
@@ -187,8 +187,8 @@
         <w:br w:type="page"/>
       </w:r>
     </w:p>
-    <w:bookmarkEnd w:id="24"/>
-    <w:bookmarkStart w:id="25" w:name="abstract"/>
+    <w:bookmarkEnd w:id="26"/>
+    <w:bookmarkStart w:id="27" w:name="abstract"/>
     <w:p>
       <w:pPr>
         <w:pStyle w:val="Heading1"/>
@@ -225,8 +225,8 @@
         <w:br w:type="page"/>
       </w:r>
     </w:p>
-    <w:bookmarkEnd w:id="25"/>
-    <w:bookmarkStart w:id="26" w:name="firstheader"/>
+    <w:bookmarkEnd w:id="27"/>
+    <w:bookmarkStart w:id="28" w:name="firstheader"/>
     <w:p>
       <w:pPr>
         <w:pStyle w:val="Heading1"/>
@@ -235,8 +235,8 @@
         <w:t xml:space="preserve">Orígenes del pensamiento socialista</w:t>
       </w:r>
     </w:p>
-    <w:bookmarkEnd w:id="26"/>
-    <w:bookmarkStart w:id="27" w:name="presentación"/>
+    <w:bookmarkEnd w:id="28"/>
+    <w:bookmarkStart w:id="29" w:name="presentación"/>
     <w:p>
       <w:pPr>
         <w:pStyle w:val="Heading1"/>
@@ -295,8 +295,8 @@
         <w:t xml:space="preserve">.</w:t>
       </w:r>
     </w:p>
-    <w:bookmarkEnd w:id="27"/>
-    <w:bookmarkStart w:id="29" w:name="aparición-del-pensamiento-socialista"/>
+    <w:bookmarkEnd w:id="29"/>
+    <w:bookmarkStart w:id="31" w:name="aparición-del-pensamiento-socialista"/>
     <w:p>
       <w:pPr>
         <w:pStyle w:val="Heading1"/>
@@ -305,7 +305,7 @@
         <w:t xml:space="preserve">2. Aparición del pensamiento socialista</w:t>
       </w:r>
     </w:p>
-    <w:bookmarkStart w:id="28" w:name="antecedentes-históricos-del-socialismo"/>
+    <w:bookmarkStart w:id="30" w:name="antecedentes-históricos-del-socialismo"/>
     <w:p>
       <w:pPr>
         <w:pStyle w:val="Heading2"/>
@@ -346,9 +346,9 @@
         <w:t xml:space="preserve">La creciente pobreza de las masas resultaba cada vez más opresiva a medida que las grandes fortunas se multiplicaban.”</w:t>
       </w:r>
     </w:p>
-    <w:bookmarkEnd w:id="28"/>
-    <w:bookmarkEnd w:id="29"/>
-    <w:bookmarkStart w:id="40" w:name="tipos-de-socialismo"/>
+    <w:bookmarkEnd w:id="30"/>
+    <w:bookmarkEnd w:id="31"/>
+    <w:bookmarkStart w:id="42" w:name="tipos-de-socialismo"/>
     <w:p>
       <w:pPr>
         <w:pStyle w:val="Heading1"/>
@@ -357,7 +357,7 @@
         <w:t xml:space="preserve">3. Tipos de Socialismo</w:t>
       </w:r>
     </w:p>
-    <w:bookmarkStart w:id="30" w:name="socialismo-utópico-alrededor-de-1800"/>
+    <w:bookmarkStart w:id="32" w:name="socialismo-utópico-alrededor-de-1800"/>
     <w:p>
       <w:pPr>
         <w:pStyle w:val="Heading2"/>
@@ -382,8 +382,8 @@
         <w:t xml:space="preserve">Estos pensadores desarrollaron sus ideas en una época en la que los trabajadores industriales aún eran débiles y estaban desorganizados. Estaban desmoralizados por los rápidos cambios de la Revolución Industrial, carecían de protecciones laborales y aún no eran conscientes de su poder latente. Los socialistas utópicos consideraban que la economía de mercado competitiva era injusta e irracional. Abogaban por la solidaridad universal en lugar de la lucha de clases, y buscaban la cooperación de los capitalistas en sus proyectos, incluso buscando su financiamiento.</w:t>
       </w:r>
     </w:p>
-    <w:bookmarkEnd w:id="30"/>
-    <w:bookmarkStart w:id="31" w:name="socialismo-de-estado"/>
+    <w:bookmarkEnd w:id="32"/>
+    <w:bookmarkStart w:id="33" w:name="socialismo-de-estado"/>
     <w:p>
       <w:pPr>
         <w:pStyle w:val="Heading2"/>
@@ -408,8 +408,8 @@
         <w:t xml:space="preserve">Históricamente, el Estado socialista se consideraba como un poder imparcial que podía ser influenciado para beneficiar a la clase trabajadora si se extendía el derecho al voto y se educaba y organizaba a los trabajadores. En este contexto, el Estado asumía el rol de empleador al hacerse cargo de las empresas, o podía fomentar y subsidiar cooperativas, donde los trabajadores o los consumidores se convertían en propietarios. Louis Blanc fue uno de los principales defensores del Estado socialista.</w:t>
       </w:r>
     </w:p>
-    <w:bookmarkEnd w:id="31"/>
-    <w:bookmarkStart w:id="32" w:name="socialismo-cristiano"/>
+    <w:bookmarkEnd w:id="33"/>
+    <w:bookmarkStart w:id="34" w:name="socialismo-cristiano"/>
     <w:p>
       <w:pPr>
         <w:pStyle w:val="Heading2"/>
@@ -434,8 +434,8 @@
         <w:t xml:space="preserve">El socialismo cristiano rechazaba la violencia y la lucha de clases, abogando en su lugar por reformas sanitarias, educación, legislación laboral en las fábricas y la promoción de cooperativas. Es importante destacar que existen diferentes versiones e interpretaciones de esta corriente, dependiendo de la afiliación religiosa y las creencias cristianas de cada persona. Desde el siglo XIX, el socialismo cristiano ha estado presente en la Comunión Anglicana, promoviendo la identificación entre cristianismo y socialismo. Algunos sostienen que el socialismo cristiano se remonta a la época de Jesús, argumentando que Jesús predicaba y practicaba la igualdad entre las personas.</w:t>
       </w:r>
     </w:p>
-    <w:bookmarkEnd w:id="32"/>
-    <w:bookmarkStart w:id="33" w:name="anarquismo"/>
+    <w:bookmarkEnd w:id="34"/>
+    <w:bookmarkStart w:id="35" w:name="anarquismo"/>
     <w:p>
       <w:pPr>
         <w:pStyle w:val="Heading2"/>
@@ -460,8 +460,8 @@
         <w:t xml:space="preserve">Los anarquistas imaginan comunidades dedicadas a la producción y al intercambio con otras comunidades, donde las asociaciones de productores controlan la producción en sectores agrícolas, industriales e incluso intelectuales y artísticos. Se espera que las asociaciones de consumidores coordinen aspectos como la vivienda, la iluminación, la salud, los alimentos y la higiene pública. La sociedad anarquista se caracterizaría por la comprensión mutua, la cooperación y la absoluta libertad. Se fomentaría la iniciativa individual y se evitaría cualquier tendencia hacia la uniformidad y la autoridad centralizada. Aunque los métodos para lograr sus objetivos pueden variar, la comunidad ideal propuesta por los anarquistas guarda similitudes con la de los socialistas utópicos.</w:t>
       </w:r>
     </w:p>
-    <w:bookmarkEnd w:id="33"/>
-    <w:bookmarkStart w:id="36" w:name="socialismo-marxista"/>
+    <w:bookmarkEnd w:id="35"/>
+    <w:bookmarkStart w:id="38" w:name="socialismo-marxista"/>
     <w:p>
       <w:pPr>
         <w:pStyle w:val="Heading2"/>
@@ -486,7 +486,7 @@
         <w:t xml:space="preserve">El socialismo marxista, también conocido como socialismo científico, fue desarrollado por Karl Marx (1818-1883) y Friedrich Engels (1821-1895). Esta corriente busca distinguirse de otras corrientes socialistas existentes en el siglo XIX. Las premisas teóricas del socialismo científico se basan en el análisis científico de la sociedad, utilizando el materialismo histórico para extraer las leyes de su evolución. Además, el marxismo desempeñó un papel fundamental en la construcción del campo socialista y en los movimientos anticoloniales y de liberación nacional del siglo XX.</w:t>
       </w:r>
     </w:p>
-    <w:bookmarkStart w:id="34" w:name="el-socialismo-marxista-o-científico"/>
+    <w:bookmarkStart w:id="36" w:name="el-socialismo-marxista-o-científico"/>
     <w:p>
       <w:pPr>
         <w:pStyle w:val="Heading3"/>
@@ -503,8 +503,8 @@
         <w:t xml:space="preserve">El socialismo marxista se fundamenta en la teoría del valor trabajo y en la teoría de la explotación por parte de los capitalistas hacia aquellos que reciben un salario. Aunque Marx y Engels despreciaban el sistema capitalista, reconocían su capacidad para aumentar la productividad y la producción. Sin embargo, también señalaban las luchas de clases y las contradicciones inherentes al capitalismo, lo que eventualmente conduciría a su derrocamiento y a su reemplazo por el socialismo. El Estado capitalista oprime a los trabajadores, por lo que la clase trabajadora, al derrocar al Estado burgués, establecerá su propia dictadura del proletariado para eliminar la clase burguesa. En el socialismo resultante, se permite la propiedad privada de bienes de consumo, pero los medios de producción y la tierra son de propiedad pública y son gestionados por el gobierno central. La producción y la inversión se planifican, y la utilidad y el libre mercado son reemplazados por una distribución planificada.</w:t>
       </w:r>
     </w:p>
-    <w:bookmarkEnd w:id="34"/>
-    <w:bookmarkStart w:id="35" w:name="comunismo-según-marx"/>
+    <w:bookmarkEnd w:id="36"/>
+    <w:bookmarkStart w:id="37" w:name="comunismo-según-marx"/>
     <w:p>
       <w:pPr>
         <w:pStyle w:val="Heading3"/>
@@ -538,9 +538,9 @@
         <w:t xml:space="preserve">Actualmente, los países comunistas han establecido en realidad un socialismo de Estado o están en proceso de hacerlo. En la época actual, el comunismo no existe en ningún lugar, excepto en pequeñas comunidades cooperativas motivadas principalmente por razones religiosas u otras causas comunes. En estas comunidades, las personas trabajan juntas, comparten sus ganancias y retiran de un fondo común las cosas que necesitan.</w:t>
       </w:r>
     </w:p>
-    <w:bookmarkEnd w:id="35"/>
-    <w:bookmarkEnd w:id="36"/>
-    <w:bookmarkStart w:id="37" w:name="revisionismo"/>
+    <w:bookmarkEnd w:id="37"/>
+    <w:bookmarkEnd w:id="38"/>
+    <w:bookmarkStart w:id="39" w:name="revisionismo"/>
     <w:p>
       <w:pPr>
         <w:pStyle w:val="Heading2"/>
@@ -574,8 +574,8 @@
         <w:t xml:space="preserve">, su alcance es más amplio, incluyendo diversas corrientes.</w:t>
       </w:r>
     </w:p>
-    <w:bookmarkEnd w:id="37"/>
-    <w:bookmarkStart w:id="38" w:name="sindicalismo"/>
+    <w:bookmarkEnd w:id="39"/>
+    <w:bookmarkStart w:id="40" w:name="sindicalismo"/>
     <w:p>
       <w:pPr>
         <w:pStyle w:val="Heading2"/>
@@ -592,8 +592,8 @@
         <w:t xml:space="preserve">Georges Sorel (1847-1922) fue un promotor y popularizador del sindicalismo en los círculos laborales de los países latinos de Europa. Los sindicalistas se oponían al parlamento y al militarismo, y sostenían que el socialismo se corrompía al involucrarse en la actividad política y parlamentaria. Consideraban que la participación en el parlamento conducía al oportunismo y a la búsqueda de influencia política. En cambio, sostenían que los trabajadores necesitaban un sindicato fuerte que no se involucrara en el juego burgués de buscar reformas sociales y mejoras en las condiciones laborales. Los sindicatos no deberían ocuparse de huelgas, fondos de seguro, contratos sindicales, tesorerías sindicales o reformas graduales. Las huelgas debían ser fomentadas para despertar la conciencia revolucionaria y la militancia de los trabajadores, y el sabotaje se debía utilizar como arma en la lucha de clases. A largo plazo, se esperaba que una huelga general liderada por un sindicato fuerte derrocara al capitalismo, y cada industria estaría organizada como una unidad autónoma gestionada por los trabajadores. Estas unidades estarían federadas y formarían un centro administrativo, con la expectativa de que el gobierno coercitivo desapareciera en última instancia.</w:t>
       </w:r>
     </w:p>
-    <w:bookmarkEnd w:id="38"/>
-    <w:bookmarkStart w:id="39" w:name="socialismo-de-gremios"/>
+    <w:bookmarkEnd w:id="40"/>
+    <w:bookmarkStart w:id="41" w:name="socialismo-de-gremios"/>
     <w:p>
       <w:pPr>
         <w:pStyle w:val="Heading2"/>
@@ -638,9 +638,9 @@
         <w:t xml:space="preserve">El socialismo de gremios se inspiró en parte en los gremios de artesanos y otros trabajadores especializados que existieron en la Inglaterra medieval. Cuestionaba la tendencia hacia el aburguesamiento del fabianismo y el extremismo colectivista del marxismo, y compartía con el anarquismo la importancia de la voluntad individual como impulsora de los cambios sociales, así como el espíritu autogestionario y federalista.</w:t>
       </w:r>
     </w:p>
-    <w:bookmarkEnd w:id="39"/>
-    <w:bookmarkEnd w:id="40"/>
-    <w:bookmarkStart w:id="44" w:name="características-comunes-del-socialismo"/>
+    <w:bookmarkEnd w:id="41"/>
+    <w:bookmarkEnd w:id="42"/>
+    <w:bookmarkStart w:id="46" w:name="características-comunes-del-socialismo"/>
     <w:p>
       <w:pPr>
         <w:pStyle w:val="Heading1"/>
@@ -717,7 +717,7 @@
         <w:t xml:space="preserve">Acción pública y propiedad colectiva: Todas las corrientes socialistas abogan por la intervención estatal y la propiedad colectiva de los medios de producción con el objetivo de mejorar las condiciones de las masas. Esto puede ser a través del gobierno central, gobiernos locales o empresas cooperativas.</w:t>
       </w:r>
     </w:p>
-    <w:bookmarkStart w:id="41" w:name="Xe6b122d0e062f109986e6bf2fd8d26b64e9ad5b"/>
+    <w:bookmarkStart w:id="43" w:name="Xe6b122d0e062f109986e6bf2fd8d26b64e9ad5b"/>
     <w:p>
       <w:pPr>
         <w:pStyle w:val="Heading2"/>
@@ -734,8 +734,8 @@
         <w:t xml:space="preserve">El socialismo buscaba beneficiar a los trabajadores, despertar la conciencia de la sociedad e inspirar a los reformadores de la clase media a promover la legislación reformista. Sin embargo, algunos críticos argumentan que al apartar a los trabajadores de la organización de sindicatos y partidos políticos, el socialismo también servía a los patronos y terratenientes.</w:t>
       </w:r>
     </w:p>
-    <w:bookmarkEnd w:id="41"/>
-    <w:bookmarkStart w:id="42" w:name="X1eb00c728924fc4aaa87c3d5b1ca30e904a8809"/>
+    <w:bookmarkEnd w:id="43"/>
+    <w:bookmarkStart w:id="44" w:name="X1eb00c728924fc4aaa87c3d5b1ca30e904a8809"/>
     <w:p>
       <w:pPr>
         <w:pStyle w:val="Heading2"/>
@@ -760,8 +760,8 @@
         <w:t xml:space="preserve">El socialismo desempeñó un papel histórico útil al promover reformas como las leyes laborales, la sanidad pública, las asociaciones cooperativas, las leyes de compensación laboral, los sindicatos y las pensiones. Estas ideas y políticas se han institucionalizado en las naciones capitalistas actuales.</w:t>
       </w:r>
     </w:p>
-    <w:bookmarkEnd w:id="42"/>
-    <w:bookmarkStart w:id="43" w:name="principios-perdurables-del-socialismo"/>
+    <w:bookmarkEnd w:id="44"/>
+    <w:bookmarkStart w:id="45" w:name="principios-perdurables-del-socialismo"/>
     <w:p>
       <w:pPr>
         <w:pStyle w:val="Heading2"/>
@@ -794,9 +794,9 @@
         <w:t xml:space="preserve">Su énfasis en el análisis del crecimiento del poder del monopolio, del problema de la distribución del ingreso y de la realidad de los ciclos de negocios. Este énfasis y análisis obligaron a una reevaluación de las suposiciones básicas y de las teorías aceptadas dentro de la profesión de la economía.</w:t>
       </w:r>
     </w:p>
-    <w:bookmarkEnd w:id="43"/>
-    <w:bookmarkEnd w:id="44"/>
-    <w:bookmarkStart w:id="51" w:name="principales-representantes"/>
+    <w:bookmarkEnd w:id="45"/>
+    <w:bookmarkEnd w:id="46"/>
+    <w:bookmarkStart w:id="53" w:name="principales-representantes"/>
     <w:p>
       <w:pPr>
         <w:pStyle w:val="Heading1"/>
@@ -805,7 +805,7 @@
         <w:t xml:space="preserve">5. Principales representantes</w:t>
       </w:r>
     </w:p>
-    <w:bookmarkStart w:id="45" w:name="henry-comte-de-saint-simon-1760-1825"/>
+    <w:bookmarkStart w:id="47" w:name="henry-comte-de-saint-simon-1760-1825"/>
     <w:p>
       <w:pPr>
         <w:pStyle w:val="Heading2"/>
@@ -926,8 +926,8 @@
         <w:t xml:space="preserve">Aunque algunos de sus discípulos defendían la apropiación de la propiedad privada, él mismo no lo respaldaba.</w:t>
       </w:r>
     </w:p>
-    <w:bookmarkEnd w:id="45"/>
-    <w:bookmarkStart w:id="46" w:name="charles-fourier-1772-1837"/>
+    <w:bookmarkEnd w:id="47"/>
+    <w:bookmarkStart w:id="48" w:name="charles-fourier-1772-1837"/>
     <w:p>
       <w:pPr>
         <w:pStyle w:val="Heading2"/>
@@ -1060,8 +1060,8 @@
         <w:t xml:space="preserve">Criticaba la excesiva especialización y advertía que el trabajo rutinario en la línea de ensamblaje desviaba y frustraba al individuo, a pesar de aumentar considerablemente la producción.</w:t>
       </w:r>
     </w:p>
-    <w:bookmarkEnd w:id="46"/>
-    <w:bookmarkStart w:id="47" w:name="simonde-de-sismondi-1773-1842"/>
+    <w:bookmarkEnd w:id="48"/>
+    <w:bookmarkStart w:id="49" w:name="simonde-de-sismondi-1773-1842"/>
     <w:p>
       <w:pPr>
         <w:pStyle w:val="Heading2"/>
@@ -1182,8 +1182,8 @@
         <w:t xml:space="preserve">para referirse al trabajador asalariado, refiriéndose a aquellos que no tenían nada, no pagaban impuestos y solo podían contribuir al país mediante su progenie, es decir, su prole.</w:t>
       </w:r>
     </w:p>
-    <w:bookmarkEnd w:id="47"/>
-    <w:bookmarkStart w:id="48" w:name="robert-owen-1771-1858"/>
+    <w:bookmarkEnd w:id="49"/>
+    <w:bookmarkStart w:id="50" w:name="robert-owen-1771-1858"/>
     <w:p>
       <w:pPr>
         <w:pStyle w:val="Heading2"/>
@@ -1277,8 +1277,8 @@
         <w:t xml:space="preserve">en 1827 para referirse a los seguidores de las doctrinas cooperativistas de Owen.</w:t>
       </w:r>
     </w:p>
-    <w:bookmarkEnd w:id="48"/>
-    <w:bookmarkStart w:id="49" w:name="louis-blanc-1811-1882"/>
+    <w:bookmarkEnd w:id="50"/>
+    <w:bookmarkStart w:id="51" w:name="louis-blanc-1811-1882"/>
     <w:p>
       <w:pPr>
         <w:pStyle w:val="Heading2"/>
@@ -1379,8 +1379,8 @@
         <w:t xml:space="preserve">Proponía que el gobierno se considerara como el regulador supremo de la producción y se le otorgara un gran poder para cumplir con esta función. Esto implicaba combatir y superar la competencia. Blanc abogaba por que el gobierno emitiese un préstamo para establecer talleres sociales en las ramas más importantes de la industria nacional.</w:t>
       </w:r>
     </w:p>
-    <w:bookmarkEnd w:id="49"/>
-    <w:bookmarkStart w:id="50" w:name="charles-kingsley-1819-1875"/>
+    <w:bookmarkEnd w:id="51"/>
+    <w:bookmarkStart w:id="52" w:name="charles-kingsley-1819-1875"/>
     <w:p>
       <w:pPr>
         <w:pStyle w:val="Heading2"/>
@@ -1465,9 +1465,9 @@
         <w:t xml:space="preserve">La postura de Kingsley combinaba su fe cristiana con su compromiso con la justicia social y la preocupación por los menos privilegiados. Su trabajo y sus escritos reflejan su convicción de que el cambio social debe basarse en una transformación personal y una responsabilidad colectiva.</w:t>
       </w:r>
     </w:p>
-    <w:bookmarkEnd w:id="50"/>
-    <w:bookmarkEnd w:id="51"/>
-    <w:bookmarkStart w:id="70" w:name="publicaciones-similares"/>
+    <w:bookmarkEnd w:id="52"/>
+    <w:bookmarkEnd w:id="53"/>
+    <w:bookmarkStart w:id="72" w:name="publicaciones-similares"/>
     <w:p>
       <w:pPr>
         <w:pStyle w:val="Heading1"/>
@@ -1492,11 +1492,11 @@
           <w:numId w:val="1007"/>
         </w:numPr>
       </w:pPr>
-      <w:hyperlink r:id="rId52"/>
-      <w:r>
-        <w:t xml:space="preserve"> </w:t>
-      </w:r>
-      <w:hyperlink r:id="rId53">
+      <w:hyperlink r:id="rId54"/>
+      <w:r>
+        <w:t xml:space="preserve"> </w:t>
+      </w:r>
+      <w:hyperlink r:id="rId55">
         <w:r>
           <w:rPr>
             <w:rStyle w:val="Hyperlink"/>
@@ -1513,11 +1513,11 @@
           <w:numId w:val="1007"/>
         </w:numPr>
       </w:pPr>
-      <w:hyperlink r:id="rId54"/>
-      <w:r>
-        <w:t xml:space="preserve"> </w:t>
-      </w:r>
-      <w:hyperlink r:id="rId55">
+      <w:hyperlink r:id="rId56"/>
+      <w:r>
+        <w:t xml:space="preserve"> </w:t>
+      </w:r>
+      <w:hyperlink r:id="rId57">
         <w:r>
           <w:rPr>
             <w:rStyle w:val="Hyperlink"/>
@@ -1534,11 +1534,11 @@
           <w:numId w:val="1007"/>
         </w:numPr>
       </w:pPr>
-      <w:hyperlink r:id="rId56"/>
-      <w:r>
-        <w:t xml:space="preserve"> </w:t>
-      </w:r>
-      <w:hyperlink r:id="rId57">
+      <w:hyperlink r:id="rId58"/>
+      <w:r>
+        <w:t xml:space="preserve"> </w:t>
+      </w:r>
+      <w:hyperlink r:id="rId59">
         <w:r>
           <w:rPr>
             <w:rStyle w:val="Hyperlink"/>
@@ -1555,11 +1555,11 @@
           <w:numId w:val="1007"/>
         </w:numPr>
       </w:pPr>
-      <w:hyperlink r:id="rId58"/>
-      <w:r>
-        <w:t xml:space="preserve"> </w:t>
-      </w:r>
-      <w:hyperlink r:id="rId59">
+      <w:hyperlink r:id="rId60"/>
+      <w:r>
+        <w:t xml:space="preserve"> </w:t>
+      </w:r>
+      <w:hyperlink r:id="rId61">
         <w:r>
           <w:rPr>
             <w:rStyle w:val="Hyperlink"/>
@@ -1576,11 +1576,11 @@
           <w:numId w:val="1007"/>
         </w:numPr>
       </w:pPr>
-      <w:hyperlink r:id="rId60"/>
-      <w:r>
-        <w:t xml:space="preserve"> </w:t>
-      </w:r>
-      <w:hyperlink r:id="rId61">
+      <w:hyperlink r:id="rId62"/>
+      <w:r>
+        <w:t xml:space="preserve"> </w:t>
+      </w:r>
+      <w:hyperlink r:id="rId63">
         <w:r>
           <w:rPr>
             <w:rStyle w:val="Hyperlink"/>
@@ -1597,11 +1597,11 @@
           <w:numId w:val="1007"/>
         </w:numPr>
       </w:pPr>
-      <w:hyperlink r:id="rId62"/>
-      <w:r>
-        <w:t xml:space="preserve"> </w:t>
-      </w:r>
-      <w:hyperlink r:id="rId63">
+      <w:hyperlink r:id="rId64"/>
+      <w:r>
+        <w:t xml:space="preserve"> </w:t>
+      </w:r>
+      <w:hyperlink r:id="rId65">
         <w:r>
           <w:rPr>
             <w:rStyle w:val="Hyperlink"/>
@@ -1618,11 +1618,11 @@
           <w:numId w:val="1007"/>
         </w:numPr>
       </w:pPr>
-      <w:hyperlink r:id="rId64"/>
-      <w:r>
-        <w:t xml:space="preserve"> </w:t>
-      </w:r>
-      <w:hyperlink r:id="rId65">
+      <w:hyperlink r:id="rId66"/>
+      <w:r>
+        <w:t xml:space="preserve"> </w:t>
+      </w:r>
+      <w:hyperlink r:id="rId67">
         <w:r>
           <w:rPr>
             <w:rStyle w:val="Hyperlink"/>
@@ -1639,11 +1639,11 @@
           <w:numId w:val="1007"/>
         </w:numPr>
       </w:pPr>
-      <w:hyperlink r:id="rId66"/>
-      <w:r>
-        <w:t xml:space="preserve"> </w:t>
-      </w:r>
-      <w:hyperlink r:id="rId67">
+      <w:hyperlink r:id="rId68"/>
+      <w:r>
+        <w:t xml:space="preserve"> </w:t>
+      </w:r>
+      <w:hyperlink r:id="rId69">
         <w:r>
           <w:rPr>
             <w:rStyle w:val="Hyperlink"/>
@@ -1660,11 +1660,11 @@
           <w:numId w:val="1007"/>
         </w:numPr>
       </w:pPr>
-      <w:hyperlink r:id="rId68"/>
-      <w:r>
-        <w:t xml:space="preserve"> </w:t>
-      </w:r>
-      <w:hyperlink r:id="rId69">
+      <w:hyperlink r:id="rId70"/>
+      <w:r>
+        <w:t xml:space="preserve"> </w:t>
+      </w:r>
+      <w:hyperlink r:id="rId71">
         <w:r>
           <w:rPr>
             <w:rStyle w:val="Hyperlink"/>
@@ -1681,14 +1681,14 @@
         <w:t xml:space="preserve">Esperamos que encuentres estas publicaciones igualmente interesantes y útiles. ¡Disfruta de la lectura!</w:t>
       </w:r>
     </w:p>
-    <w:bookmarkEnd w:id="70"/>
+    <w:bookmarkEnd w:id="72"/>
     <w:sectPr>
-      <w:headerReference r:id="rId9" w:type="even"/>
-      <w:headerReference r:id="rId11" w:type="default"/>
-      <w:footerReference r:id="rId14" w:type="even"/>
-      <w:footerReference r:id="rId13" w:type="default"/>
-      <w:headerReference r:id="rId10" w:type="first"/>
-      <w:footerReference r:id="rId12" w:type="first"/>
+      <w:headerReference r:id="rId8" w:type="even"/>
+      <w:headerReference r:id="rId9" w:type="default"/>
+      <w:footerReference r:id="rId10" w:type="even"/>
+      <w:footerReference r:id="rId11" w:type="default"/>
+      <w:headerReference r:id="rId12" w:type="first"/>
+      <w:footerReference r:id="rId13" w:type="first"/>
       <w:pgSz w:h="15840" w:w="12240"/>
       <w:pgMar w:bottom="1440" w:footer="720" w:gutter="0" w:header="720" w:left="1440" w:right="1440" w:top="1440"/>
       <w:cols w:space="720"/>
